--- a/Dev Ops LAB/Docker Installation imgs.docx
+++ b/Dev Ops LAB/Docker Installation imgs.docx
@@ -827,7 +827,6 @@
           <w:lang w:val="en-US"/>
         </w:rPr>
       </w:pPr>
-      <w:bookmarkStart w:id="0" w:name="_GoBack"/>
       <w:r>
         <w:rPr>
           <w:rFonts w:hint="default"/>
@@ -871,6 +870,7 @@
           </wp:inline>
         </w:drawing>
       </w:r>
+      <w:bookmarkStart w:id="0" w:name="_GoBack"/>
       <w:bookmarkEnd w:id="0"/>
     </w:p>
     <w:sectPr>
